--- a/thesis_document/template/reference.docx
+++ b/thesis_document/template/reference.docx
@@ -4869,6 +4869,20 @@
       <w:szCs w:val="16"/>
     </w:rPr>
   </w:style>
+  <w:style w:styleId="Table" w:type="table">
+    <w:name w:val="Table"/>
+    <w:basedOn w:val="Tablaconcuadrcula"/>
+    <w:tblPr>
+      <w:tblBorders>
+        <w:top w:color="00897B" w:space="0" w:sz="4" w:val="single"/>
+        <w:left w:color="00897B" w:space="0" w:sz="4" w:val="single"/>
+        <w:bottom w:color="00897B" w:space="0" w:sz="4" w:val="single"/>
+        <w:right w:color="00897B" w:space="0" w:sz="4" w:val="single"/>
+        <w:insideH w:color="00897B" w:space="0" w:sz="4" w:val="single"/>
+        <w:insideV w:color="00897B" w:space="0" w:sz="4" w:val="single"/>
+      </w:tblBorders>
+    </w:tblPr>
+  </w:style>
 </w:styles>
 </file>
 

--- a/thesis_document/template/reference.docx
+++ b/thesis_document/template/reference.docx
@@ -4576,6 +4576,28 @@
       <w:caps/>
       <w:color w:val="008B7B"/>
       <w:sz w:val="24"/>
+    </w:rPr>
+  </w:style>
+  <w:style w:type="paragraph" w:styleId="Ttulo4">
+    <w:name w:val="heading 4"/>
+    <w:basedOn w:val="Normal"/>
+    <w:next w:val="Normal"/>
+    <w:qFormat/>
+    <w:rsid w:val="00A97C8E"/>
+    <w:pPr>
+      <w:keepNext/>
+      <w:spacing w:after="0"/>
+      <w:jc w:val="left"/>
+      <w:outlineLvl w:val="3"/>
+    </w:pPr>
+    <w:rPr>
+      <w:rFonts w:cs="Arial"/>
+      <w:b/>
+      <w:bCs/>
+      <w:i/>
+      <w:iCs/>
+      <w:color w:val="008B7B"/>
+      <w:sz w:val="22"/>
     </w:rPr>
   </w:style>
   <w:style w:type="character" w:default="1" w:styleId="Fuentedeprrafopredeter">

--- a/thesis_document/template/reference.docx
+++ b/thesis_document/template/reference.docx
@@ -4821,12 +4821,14 @@
       <w:ind w:left="480"/>
     </w:pPr>
   </w:style>
-  <w:style w:type="character" w:styleId="Hipervnculo">
+  <w:style w:type="character" w:styleId="Hyperlink">
     <w:name w:val="Hyperlink"/>
     <w:rsid w:val="00B3713E"/>
     <w:rPr>
-      <w:color w:val="0000FF"/>
-      <w:u w:val="single"/>
+      <w:b/>
+      <w:bCs/>
+      <w:color w:val="000000"/>
+      <w:u w:val="none"/>
     </w:rPr>
   </w:style>
   <w:style w:type="paragraph" w:styleId="Mapadeldocumento">

--- a/thesis_document/template/reference.docx
+++ b/thesis_document/template/reference.docx
@@ -4907,6 +4907,49 @@
       </w:tblBorders>
     </w:tblPr>
   </w:style>
+  <w:style w:type="paragraph" w:styleId="ImageCaption">
+    <w:name w:val="Image Caption"/>
+    <w:basedOn w:val="Normal"/>
+    <w:next w:val="Normal"/>
+    <w:qFormat/>
+    <w:pPr>
+      <w:spacing w:before="200" w:after="60"/>
+      <w:jc w:val="left"/>
+    </w:pPr>
+    <w:rPr>
+      <w:rFonts w:ascii="Calibri" w:hAnsi="Calibri"/>
+      <w:b/>
+      <w:bCs/>
+      <w:color w:val="404040"/>
+      <w:sz w:val="19"/>
+      <w:szCs w:val="19"/>
+    </w:rPr>
+  </w:style>
+  <w:style w:type="character" w:styleId="CaptionText">
+    <w:name w:val="Caption Text"/>
+    <w:basedOn w:val="Fuentedeprrafopredeter"/>
+    <w:qFormat/>
+    <w:rPr>
+      <w:b w:val="0"/>
+      <w:bCs w:val="0"/>
+    </w:rPr>
+  </w:style>
+  <w:style w:type="paragraph" w:styleId="FigureNote">
+    <w:name w:val="Figure Note"/>
+    <w:basedOn w:val="Normal"/>
+    <w:next w:val="Normal"/>
+    <w:qFormat/>
+    <w:pPr>
+      <w:spacing w:before="40" w:after="120"/>
+      <w:jc w:val="left"/>
+    </w:pPr>
+    <w:rPr>
+      <w:rFonts w:ascii="Calibri" w:hAnsi="Calibri"/>
+      <w:color w:val="595959"/>
+      <w:sz w:val="18"/>
+      <w:szCs w:val="18"/>
+    </w:rPr>
+  </w:style>
 </w:styles>
 </file>
 

--- a/thesis_document/template/reference.docx
+++ b/thesis_document/template/reference.docx
@@ -4578,6 +4578,28 @@
       <w:sz w:val="24"/>
     </w:rPr>
   </w:style>
+  <w:style w:type="paragraph" w:styleId="Ttulo4">
+    <w:name w:val="heading 4"/>
+    <w:basedOn w:val="Normal"/>
+    <w:next w:val="Normal"/>
+    <w:qFormat/>
+    <w:rsid w:val="00A97C8E"/>
+    <w:pPr>
+      <w:keepNext/>
+      <w:spacing w:after="0"/>
+      <w:jc w:val="left"/>
+      <w:outlineLvl w:val="3"/>
+    </w:pPr>
+    <w:rPr>
+      <w:rFonts w:cs="Arial"/>
+      <w:b/>
+      <w:bCs/>
+      <w:i/>
+      <w:iCs/>
+      <w:color w:val="008B7B"/>
+      <w:sz w:val="22"/>
+    </w:rPr>
+  </w:style>
   <w:style w:type="character" w:default="1" w:styleId="Fuentedeprrafopredeter">
     <w:name w:val="Default Paragraph Font"/>
     <w:uiPriority w:val="1"/>
@@ -4799,12 +4821,14 @@
       <w:ind w:left="480"/>
     </w:pPr>
   </w:style>
-  <w:style w:type="character" w:styleId="Hipervnculo">
+  <w:style w:type="character" w:styleId="Hyperlink">
     <w:name w:val="Hyperlink"/>
     <w:rsid w:val="00B3713E"/>
     <w:rPr>
-      <w:color w:val="0000FF"/>
-      <w:u w:val="single"/>
+      <w:b/>
+      <w:bCs/>
+      <w:color w:val="000000"/>
+      <w:u w:val="none"/>
     </w:rPr>
   </w:style>
   <w:style w:type="paragraph" w:styleId="Mapadeldocumento">
@@ -4882,6 +4906,49 @@
         <w:insideV w:color="00897B" w:space="0" w:sz="4" w:val="single"/>
       </w:tblBorders>
     </w:tblPr>
+  </w:style>
+  <w:style w:type="paragraph" w:styleId="ImageCaption">
+    <w:name w:val="Image Caption"/>
+    <w:basedOn w:val="Normal"/>
+    <w:next w:val="Normal"/>
+    <w:qFormat/>
+    <w:pPr>
+      <w:spacing w:before="200" w:after="60"/>
+      <w:jc w:val="left"/>
+    </w:pPr>
+    <w:rPr>
+      <w:rFonts w:ascii="Calibri" w:hAnsi="Calibri"/>
+      <w:b/>
+      <w:bCs/>
+      <w:color w:val="404040"/>
+      <w:sz w:val="19"/>
+      <w:szCs w:val="19"/>
+    </w:rPr>
+  </w:style>
+  <w:style w:type="character" w:styleId="CaptionText">
+    <w:name w:val="Caption Text"/>
+    <w:basedOn w:val="Fuentedeprrafopredeter"/>
+    <w:qFormat/>
+    <w:rPr>
+      <w:b w:val="0"/>
+      <w:bCs w:val="0"/>
+    </w:rPr>
+  </w:style>
+  <w:style w:type="paragraph" w:styleId="FigureNote">
+    <w:name w:val="Figure Note"/>
+    <w:basedOn w:val="Normal"/>
+    <w:next w:val="Normal"/>
+    <w:qFormat/>
+    <w:pPr>
+      <w:spacing w:before="40" w:after="120"/>
+      <w:jc w:val="left"/>
+    </w:pPr>
+    <w:rPr>
+      <w:rFonts w:ascii="Calibri" w:hAnsi="Calibri"/>
+      <w:color w:val="595959"/>
+      <w:sz w:val="18"/>
+      <w:szCs w:val="18"/>
+    </w:rPr>
   </w:style>
 </w:styles>
 </file>

--- a/thesis_document/template/reference.docx
+++ b/thesis_document/template/reference.docx
@@ -4526,7 +4526,7 @@
       <w:rFonts w:cs="Arial"/>
       <w:b/>
       <w:bCs/>
-      <w:caps/>
+      <w:smallCaps/>
       <w:color w:val="008B7B"/>
       <w:kern w:val="32"/>
       <w:sz w:val="40"/>
@@ -4551,7 +4551,7 @@
       <w:b/>
       <w:bCs/>
       <w:iCs/>
-      <w:caps/>
+      <w:smallCaps/>
       <w:color w:val="008B7B"/>
       <w:sz w:val="32"/>
       <w:szCs w:val="28"/>
@@ -4573,7 +4573,7 @@
       <w:rFonts w:cs="Arial"/>
       <w:b/>
       <w:bCs/>
-      <w:caps/>
+      <w:smallCaps/>
       <w:color w:val="008B7B"/>
       <w:sz w:val="24"/>
     </w:rPr>

--- a/thesis_document/template/reference.docx
+++ b/thesis_document/template/reference.docx
@@ -4551,7 +4551,7 @@
       <w:b/>
       <w:bCs/>
       <w:iCs/>
-      <w:smallCaps/>
+      <w:caps/>
       <w:color w:val="008B7B"/>
       <w:sz w:val="32"/>
       <w:szCs w:val="28"/>
@@ -4573,7 +4573,7 @@
       <w:rFonts w:cs="Arial"/>
       <w:b/>
       <w:bCs/>
-      <w:smallCaps/>
+      <w:caps/>
       <w:color w:val="008B7B"/>
       <w:sz w:val="24"/>
     </w:rPr>

--- a/thesis_document/template/reference.docx
+++ b/thesis_document/template/reference.docx
@@ -4526,7 +4526,7 @@
       <w:rFonts w:cs="Arial"/>
       <w:b/>
       <w:bCs/>
-      <w:smallCaps/>
+      <w:caps/>
       <w:color w:val="008B7B"/>
       <w:kern w:val="32"/>
       <w:sz w:val="40"/>
